--- a/public/downloads/przykladowa-praca-magisterska-ekonomia.docx
+++ b/public/downloads/przykladowa-praca-magisterska-ekonomia.docx
@@ -120,7 +120,7 @@
         <w:t xml:space="preserve">z przykładową treścią i komentarzami. Niebieskie adnotacje opisują funkcję każdej części — usuń je w swojej pracy. Zwróć uwagę na źródła danych (GUS, Eurostat, NBP), specyfikację i estymację modelu oraz jego weryfikację statystyczną — to cechy charakterystyczne prac ekonomicznych. Pełne poradniki: praca-magisterska.pl/poradniki/</w:t>
       </w:r>
     </w:p>
-    <w:bookmarkStart w:id="20" w:name="streszczenie"/>
+    <w:bookmarkStart w:id="9" w:name="_streszczenie"/>
     <w:p>
       <w:pPr>
         <w:pStyle w:val="Heading1"/>
@@ -163,8 +163,8 @@
         <w:t xml:space="preserve">[W pracy ekonomicznej streszczenie wskazuje przedmiot, okres i zasięg danych, metodę (model ekonometryczny) oraz najważniejszy wynik. Dołącz wersję angielską (Abstract), jeśli wymaga jej uczelnia.]</w:t>
       </w:r>
     </w:p>
-    <w:bookmarkEnd w:id="20"/>
-    <w:bookmarkStart w:id="21" w:name="spis-treści"/>
+    <w:bookmarkEnd w:id="9"/>
+    <w:bookmarkStart w:id="10" w:name="_68349d0c7d64ae346c98bcec9a8185b5790f4f0"/>
     <w:p>
       <w:pPr>
         <w:pStyle w:val="Heading1"/>
@@ -338,8 +338,8 @@
         <w:t xml:space="preserve"> </w:t>
       </w:r>
     </w:p>
-    <w:bookmarkEnd w:id="21"/>
-    <w:bookmarkStart w:id="22" w:name="wstęp"/>
+    <w:bookmarkEnd w:id="10"/>
+    <w:bookmarkStart w:id="11" w:name="_wstęp"/>
     <w:p>
       <w:pPr>
         <w:pStyle w:val="Heading1"/>
@@ -358,10 +358,26 @@
     </w:p>
     <w:p>
       <w:pPr>
+        <w:pStyle w:val="FirstParagraph"/>
+      </w:pPr>
+      <w:r>
+        <w:t xml:space="preserve">Bezrobocie jest jednym z kluczowych problemów makroekonomicznych, wpływającym na dobrobyt społeczny i decyzje polityki gospodarczej. Zrozumienie jego determinant pozwala skuteczniej projektować instrumenty rynku pracy.</w:t>
+      </w:r>
+    </w:p>
+    <w:p>
+      <w:pPr>
+        <w:pStyle w:val="Anno"/>
+      </w:pPr>
+      <w:r>
+        <w:t xml:space="preserve">[Akapit 2 — cel pracy i podejście badawcze (ilościowe, ekonometryczne).]</w:t>
+      </w:r>
+    </w:p>
+    <w:p>
+      <w:pPr>
         <w:pStyle w:val="BodyText"/>
       </w:pPr>
       <w:r>
-        <w:t xml:space="preserve">Bezrobocie jest jednym z kluczowych problemów makroekonomicznych, wpływającym na dobrobyt społeczny i decyzje polityki gospodarczej. Zrozumienie jego determinant pozwala skuteczniej projektować instrumenty rynku pracy.</w:t>
+        <w:t xml:space="preserve">Celem pracy jest identyfikacja determinant stopy bezrobocia w Polsce oraz oszacowanie siły ich wpływu z wykorzystaniem modelu ekonometrycznego opartego na danych statystyki publicznej.</w:t>
       </w:r>
     </w:p>
     <w:p>
@@ -369,7 +385,7 @@
         <w:pStyle w:val="Anno"/>
       </w:pPr>
       <w:r>
-        <w:t xml:space="preserve">[Akapit 2 — cel pracy i podejście badawcze (ilościowe, ekonometryczne).]</w:t>
+        <w:t xml:space="preserve">[Akapit 3 — zakres czasowy, źródła danych i struktura pracy.]</w:t>
       </w:r>
     </w:p>
     <w:p>
@@ -377,27 +393,11 @@
         <w:pStyle w:val="BodyText"/>
       </w:pPr>
       <w:r>
-        <w:t xml:space="preserve">Celem pracy jest identyfikacja determinant stopy bezrobocia w Polsce oraz oszacowanie siły ich wpływu z wykorzystaniem modelu ekonometrycznego opartego na danych statystyki publicznej.</w:t>
-      </w:r>
-    </w:p>
-    <w:p>
-      <w:pPr>
-        <w:pStyle w:val="Anno"/>
-      </w:pPr>
-      <w:r>
-        <w:t xml:space="preserve">[Akapit 3 — zakres czasowy, źródła danych i struktura pracy.]</w:t>
-      </w:r>
-    </w:p>
-    <w:p>
-      <w:pPr>
-        <w:pStyle w:val="BodyText"/>
-      </w:pPr>
-      <w:r>
         <w:t xml:space="preserve">Badanie obejmuje lata 2010–2024 i opiera się na danych GUS, Eurostatu i NBP. Praca składa się z części teoretycznej, rozdziału metodycznego oraz analizy wyników estymacji modelu.</w:t>
       </w:r>
     </w:p>
-    <w:bookmarkEnd w:id="22"/>
-    <w:bookmarkStart w:id="26" w:name="X76a0f1c735bd4f0f7ba4f786b5e577a39677383"/>
+    <w:bookmarkEnd w:id="11"/>
+    <w:bookmarkStart w:id="15" w:name="_76a0f1c735bd4f0f7ba4f786b5e577a39677383"/>
     <w:p>
       <w:pPr>
         <w:pStyle w:val="Heading1"/>
@@ -406,7 +406,7 @@
         <w:t xml:space="preserve">Rozdział 2. Metodyka badania i charakterystyka danych</w:t>
       </w:r>
     </w:p>
-    <w:bookmarkStart w:id="23" w:name="cel-hipotezy-i-zmienne-modelu"/>
+    <w:bookmarkStart w:id="12" w:name="_73cdfd4b0fa78463834430e5a91d910f88e1c47"/>
     <w:p>
       <w:pPr>
         <w:pStyle w:val="Heading2"/>
@@ -507,8 +507,8 @@
         <w:t xml:space="preserve">zmienna objaśniana — stopa bezrobocia rejestrowanego; zmienne objaśniające — dynamika PKB, stopa inflacji (CPI), przeciętne wynagrodzenie.</w:t>
       </w:r>
     </w:p>
-    <w:bookmarkEnd w:id="23"/>
-    <w:bookmarkStart w:id="24" w:name="źródła-i-charakterystyka-danych"/>
+    <w:bookmarkEnd w:id="12"/>
+    <w:bookmarkStart w:id="13" w:name="_292c5121d134f2a3a9914dd5f97585e3ebe4f03"/>
     <w:p>
       <w:pPr>
         <w:pStyle w:val="Heading2"/>
@@ -527,14 +527,14 @@
     </w:p>
     <w:p>
       <w:pPr>
-        <w:pStyle w:val="BodyText"/>
+        <w:pStyle w:val="FirstParagraph"/>
       </w:pPr>
       <w:r>
         <w:t xml:space="preserve">W badaniu wykorzystano dane wtórne o częstotliwości rocznej z lat 2010–2024, pochodzące z Banku Danych Lokalnych GUS, bazy Eurostat oraz statystyk NBP.</w:t>
       </w:r>
     </w:p>
-    <w:bookmarkEnd w:id="24"/>
-    <w:bookmarkStart w:id="25" w:name="specyfikacja-modelu-ekonometrycznego"/>
+    <w:bookmarkEnd w:id="13"/>
+    <w:bookmarkStart w:id="14" w:name="_3123825aad47d1af8d5fecadc571411e45d0c17"/>
     <w:p>
       <w:pPr>
         <w:pStyle w:val="Heading2"/>
@@ -747,9 +747,9 @@
         <w:t xml:space="preserve">[Specyfikacja modelu to serce pracy ekonometrycznej: postać funkcyjna, zmienne i metoda estymacji. Uzasadnij dobór zmiennych teorią ekonomii i przeglądem badań.]</w:t>
       </w:r>
     </w:p>
-    <w:bookmarkEnd w:id="25"/>
-    <w:bookmarkEnd w:id="26"/>
-    <w:bookmarkStart w:id="29" w:name="X0aafc23496ec237acb2c8e740adc1b60fffed2c"/>
+    <w:bookmarkEnd w:id="14"/>
+    <w:bookmarkEnd w:id="15"/>
+    <w:bookmarkStart w:id="18" w:name="_0aafc23496ec237acb2c8e740adc1b60fffed2c"/>
     <w:p>
       <w:pPr>
         <w:pStyle w:val="Heading1"/>
@@ -758,7 +758,7 @@
         <w:t xml:space="preserve">Rozdział 3. Wyniki estymacji i ich interpretacja</w:t>
       </w:r>
     </w:p>
-    <w:bookmarkStart w:id="27" w:name="estymacja-modelu"/>
+    <w:bookmarkStart w:id="16" w:name="_ead1deb8243d96424ce40c34a7fa7fb9d441da3"/>
     <w:p>
       <w:pPr>
         <w:pStyle w:val="Heading2"/>
@@ -1046,7 +1046,7 @@
     </w:tbl>
     <w:p>
       <w:pPr>
-        <w:pStyle w:val="BodyText"/>
+        <w:pStyle w:val="FirstParagraph"/>
       </w:pPr>
       <w:r>
         <w:rPr>
@@ -1056,8 +1056,8 @@
         <w:t xml:space="preserve">R² = 0,86; skoryg. R² = 0,82. Źródło: obliczenia własne.</w:t>
       </w:r>
     </w:p>
-    <w:bookmarkEnd w:id="27"/>
-    <w:bookmarkStart w:id="28" w:name="X4f9c3ddf6c3596c46e71a7539edb47e6fe207b5"/>
+    <w:bookmarkEnd w:id="16"/>
+    <w:bookmarkStart w:id="17" w:name="_4f9c3ddf6c3596c46e71a7539edb47e6fe207b5"/>
     <w:p>
       <w:pPr>
         <w:pStyle w:val="Heading2"/>
@@ -1076,15 +1076,15 @@
     </w:p>
     <w:p>
       <w:pPr>
-        <w:pStyle w:val="BodyText"/>
+        <w:pStyle w:val="FirstParagraph"/>
       </w:pPr>
       <w:r>
         <w:t xml:space="preserve">Model charakteryzuje się wysokim dopasowaniem (skoryg. R² = 0,82). Parametry przy dynamice PKB i inflacji są istotne statystycznie, a ich znaki zgodne z teorią ekonomii. Zmienna wynagrodzenia okazała się nieistotna i może zostać usunięta z modelu.</w:t>
       </w:r>
     </w:p>
-    <w:bookmarkEnd w:id="28"/>
-    <w:bookmarkEnd w:id="29"/>
-    <w:bookmarkStart w:id="30" w:name="zakończenie"/>
+    <w:bookmarkEnd w:id="17"/>
+    <w:bookmarkEnd w:id="18"/>
+    <w:bookmarkStart w:id="19" w:name="_zakończenie"/>
     <w:p>
       <w:pPr>
         <w:pStyle w:val="Heading1"/>
@@ -1101,8 +1101,8 @@
         <w:t xml:space="preserve">Przeprowadzona analiza ekonometryczna potwierdziła hipotezy badawcze: dynamika PKB i inflacja istotnie wpływają na stopę bezrobocia w Polsce, przy czym kierunek zależności PKB–bezrobocie jest zgodny z prawem Okuna. Wyniki mają znaczenie dla polityki gospodarczej. Ograniczeniem badania jest roczna częstotliwość danych i ograniczona liczba obserwacji, co wyznacza kierunek dalszych analiz (np. modele dla danych kwartalnych).</w:t>
       </w:r>
     </w:p>
-    <w:bookmarkEnd w:id="30"/>
-    <w:bookmarkStart w:id="34" w:name="bibliografia"/>
+    <w:bookmarkEnd w:id="19"/>
+    <w:bookmarkStart w:id="24" w:name="_bibliografia"/>
     <w:p>
       <w:pPr>
         <w:pStyle w:val="Heading1"/>
@@ -1213,7 +1213,7 @@
     </w:p>
     <w:p>
       <w:pPr>
-        <w:pStyle w:val="BodyText"/>
+        <w:pStyle w:val="FirstParagraph"/>
       </w:pPr>
       <w:r>
         <w:t xml:space="preserve">Wzór przygotowała redakcja serwisu</w:t>
@@ -1241,7 +1241,7 @@
           <w:b/>
           <w:bCs/>
         </w:rPr>
-        <w:t xml:space="preserve">Smart-Edu.ai — pierwsza wersja pracy w kilka godzin, nie w kilka miesięcy</w:t>
+        <w:t xml:space="preserve">„Jak napisać pracę magisterską z ekonomii” — przewodnik do tego wzoru</w:t>
       </w:r>
     </w:p>
     <w:p>
@@ -1249,21 +1249,21 @@
         <w:pStyle w:val="Note"/>
       </w:pPr>
       <w:r>
-        <w:t xml:space="preserve">Podajesz temat, kierunek studiów i wytyczne promotora, a sztuczna inteligencja generuje unikalny, gotowy do edycji tekst: z poprawną strukturą rozdziałów, przypisami i bibliografią. Rejestracja jest darmowa, płacisz wyłącznie za wygenerowany tekst.</w:t>
+        <w:t xml:space="preserve">Wzór pokazuje układ pracy. Przewodnik pokazuje, jak wypełnić każdy rozdział treścią: dobór metody i narzędzi, analiza wyników, typowe uwagi recenzentów. PDF + EPUB, 49 zł, dostęp od razu po płatności.</w:t>
       </w:r>
     </w:p>
     <w:p>
       <w:pPr>
         <w:pStyle w:val="Note"/>
       </w:pPr>
-      <w:hyperlink r:id="rId31">
+      <w:hyperlink r:id="rId20">
         <w:r>
           <w:rPr>
             <w:rStyle w:val="Hyperlink"/>
             <w:b/>
             <w:bCs/>
           </w:rPr>
-          <w:t xml:space="preserve">www.smart-edu.ai/pl/masters-thesis</w:t>
+          <w:t xml:space="preserve">praca-magisterska.pl/sklep/jak-napisac-prace-magisterska-z-ekonomii/</w:t>
         </w:r>
       </w:hyperlink>
     </w:p>
@@ -1272,35 +1272,50 @@
         <w:pStyle w:val="BodyText"/>
       </w:pPr>
       <w:r>
-        <w:t xml:space="preserve">Wolisz napisać pracę w pełni samodzielnie? Pomoże Ci ebook</w:t>
-      </w:r>
-      <w:r>
-        <w:t xml:space="preserve"> </w:t>
-      </w:r>
-      <w:r>
-        <w:rPr>
-          <w:b/>
-          <w:bCs/>
-        </w:rPr>
-        <w:t xml:space="preserve">„Jak napisać pracę magisterską. Kompletny przewodnik od A do Z”</w:t>
-      </w:r>
-      <w:r>
-        <w:t xml:space="preserve"> </w:t>
-      </w:r>
-      <w:r>
-        <w:t xml:space="preserve">— 250 stron praktycznych wskazówek, szablonów i checklist, z rozdziałem o etycznym korzystaniu z AI:</w:t>
-      </w:r>
-      <w:r>
-        <w:t xml:space="preserve"> </w:t>
-      </w:r>
-      <w:hyperlink r:id="rId32">
+        <w:t xml:space="preserve">Chcesz zobaczyć kompletną pracę z przypisami i bibliografią? Zajrzyj do</w:t>
+      </w:r>
+      <w:r>
+        <w:t xml:space="preserve"> </w:t>
+      </w:r>
+      <w:hyperlink r:id="rId21">
         <w:r>
           <w:rPr>
             <w:rStyle w:val="Hyperlink"/>
           </w:rPr>
-          <w:t xml:space="preserve">www.praca-magisterska.pl/sklep/praca-magisterska-ebook/</w:t>
+          <w:t xml:space="preserve">katalogu gotowych prac wzorcowych</w:t>
         </w:r>
       </w:hyperlink>
+      <w:r>
+        <w:t xml:space="preserve"> </w:t>
+      </w:r>
+      <w:r>
+        <w:t xml:space="preserve">(59 zł za pracę).</w:t>
+      </w:r>
+    </w:p>
+    <w:p>
+      <w:pPr>
+        <w:pStyle w:val="BodyText"/>
+      </w:pPr>
+      <w:r>
+        <w:t xml:space="preserve">Generator</w:t>
+      </w:r>
+      <w:r>
+        <w:t xml:space="preserve"> </w:t>
+      </w:r>
+      <w:hyperlink r:id="rId22">
+        <w:r>
+          <w:rPr>
+            <w:rStyle w:val="Hyperlink"/>
+          </w:rPr>
+          <w:t xml:space="preserve">Smart-Edu.ai</w:t>
+        </w:r>
+      </w:hyperlink>
+      <w:r>
+        <w:t xml:space="preserve"> </w:t>
+      </w:r>
+      <w:r>
+        <w:t xml:space="preserve">przygotuje pierwszą wersję tekstu z pomocą sztucznej inteligencji, jeśli wolisz zacząć od szkicu.</w:t>
+      </w:r>
     </w:p>
     <w:p>
       <w:pPr>
@@ -1316,7 +1331,7 @@
       <w:r>
         <w:t xml:space="preserve"> </w:t>
       </w:r>
-      <w:hyperlink r:id="rId33">
+      <w:hyperlink r:id="rId23">
         <w:r>
           <w:rPr>
             <w:rStyle w:val="Hyperlink"/>
@@ -1327,7 +1342,7 @@
         </w:r>
       </w:hyperlink>
     </w:p>
-    <w:bookmarkEnd w:id="34"/>
+    <w:bookmarkEnd w:id="24"/>
     <w:sectPr/>
   </w:body>
 </w:document>
